--- a/Informe/Documentacion-clickfud.docx
+++ b/Informe/Documentacion-clickfud.docx
@@ -190,7 +190,7 @@
     </w:p>
     <w:p>
       <w:pPr>
-        <w:pStyle w:val="Ttulo"/>
+        <w:pStyle w:val="Ttulouser"/>
         <w:jc w:val="center"/>
         <w:rPr>
           <w:rFonts w:ascii="Liberation Serif" w:hAnsi="Liberation Serif"/>
@@ -450,7 +450,7 @@
           <w:pgNumType w:fmt="decimal"/>
           <w:formProt w:val="false"/>
           <w:textDirection w:val="lrTb"/>
-          <w:docGrid w:type="default" w:linePitch="600" w:charSpace="81920"/>
+          <w:docGrid w:type="default" w:linePitch="600" w:charSpace="86016"/>
         </w:sectPr>
         <w:pStyle w:val="Descripcin"/>
         <w:spacing w:before="0" w:after="120"/>
@@ -490,7 +490,7 @@
           <w:pgNumType w:fmt="decimal"/>
           <w:formProt w:val="false"/>
           <w:textDirection w:val="lrTb"/>
-          <w:docGrid w:type="default" w:linePitch="600" w:charSpace="81920"/>
+          <w:docGrid w:type="default" w:linePitch="600" w:charSpace="86016"/>
         </w:sectPr>
       </w:pPr>
     </w:p>
@@ -1091,7 +1091,7 @@
         </w:p>
         <w:p>
           <w:pPr>
-            <w:pStyle w:val="ndice"/>
+            <w:pStyle w:val="ndiceuser"/>
             <w:tabs>
               <w:tab w:val="clear" w:pos="707"/>
               <w:tab w:val="right" w:pos="9069" w:leader="dot"/>
@@ -1107,7 +1107,7 @@
         </w:p>
         <w:p>
           <w:pPr>
-            <w:pStyle w:val="ndice"/>
+            <w:pStyle w:val="ndiceuser"/>
             <w:tabs>
               <w:tab w:val="clear" w:pos="707"/>
               <w:tab w:val="right" w:pos="9069" w:leader="dot"/>
@@ -1123,7 +1123,7 @@
         </w:p>
         <w:p>
           <w:pPr>
-            <w:pStyle w:val="ndice"/>
+            <w:pStyle w:val="ndiceuser"/>
             <w:tabs>
               <w:tab w:val="clear" w:pos="707"/>
               <w:tab w:val="right" w:pos="9069" w:leader="dot"/>
@@ -1145,7 +1145,7 @@
         </w:p>
         <w:p>
           <w:pPr>
-            <w:pStyle w:val="ndice"/>
+            <w:pStyle w:val="ndiceuser"/>
             <w:tabs>
               <w:tab w:val="clear" w:pos="707"/>
               <w:tab w:val="right" w:pos="9069" w:leader="dot"/>
@@ -1166,7 +1166,7 @@
         </w:p>
         <w:p>
           <w:pPr>
-            <w:pStyle w:val="ndice"/>
+            <w:pStyle w:val="ndiceuser"/>
             <w:tabs>
               <w:tab w:val="clear" w:pos="707"/>
               <w:tab w:val="right" w:pos="9069" w:leader="dot"/>
@@ -1193,7 +1193,7 @@
         </w:p>
         <w:p>
           <w:pPr>
-            <w:pStyle w:val="ndice"/>
+            <w:pStyle w:val="ndiceuser"/>
             <w:tabs>
               <w:tab w:val="clear" w:pos="707"/>
               <w:tab w:val="right" w:pos="9069" w:leader="dot"/>
@@ -1220,7 +1220,7 @@
         </w:p>
         <w:p>
           <w:pPr>
-            <w:pStyle w:val="ndice"/>
+            <w:pStyle w:val="ndiceuser"/>
             <w:tabs>
               <w:tab w:val="clear" w:pos="707"/>
               <w:tab w:val="right" w:pos="9069" w:leader="dot"/>
@@ -1247,7 +1247,7 @@
         </w:p>
         <w:p>
           <w:pPr>
-            <w:pStyle w:val="ndice"/>
+            <w:pStyle w:val="ndiceuser"/>
             <w:tabs>
               <w:tab w:val="clear" w:pos="707"/>
               <w:tab w:val="right" w:pos="9069" w:leader="dot"/>
@@ -1268,7 +1268,7 @@
         </w:p>
         <w:p>
           <w:pPr>
-            <w:pStyle w:val="ndice"/>
+            <w:pStyle w:val="ndiceuser"/>
             <w:tabs>
               <w:tab w:val="clear" w:pos="707"/>
               <w:tab w:val="right" w:pos="9069" w:leader="dot"/>
@@ -1289,7 +1289,7 @@
         </w:p>
         <w:p>
           <w:pPr>
-            <w:pStyle w:val="ndice"/>
+            <w:pStyle w:val="ndiceuser"/>
             <w:tabs>
               <w:tab w:val="clear" w:pos="707"/>
               <w:tab w:val="right" w:pos="9069" w:leader="dot"/>
@@ -1310,7 +1310,7 @@
         </w:p>
         <w:p>
           <w:pPr>
-            <w:pStyle w:val="ndice"/>
+            <w:pStyle w:val="ndiceuser"/>
             <w:tabs>
               <w:tab w:val="clear" w:pos="707"/>
               <w:tab w:val="right" w:pos="9069" w:leader="dot"/>
@@ -1331,7 +1331,7 @@
         </w:p>
         <w:p>
           <w:pPr>
-            <w:pStyle w:val="ndice"/>
+            <w:pStyle w:val="ndiceuser"/>
             <w:tabs>
               <w:tab w:val="clear" w:pos="707"/>
               <w:tab w:val="right" w:pos="9069" w:leader="dot"/>
@@ -1559,7 +1559,7 @@
           <w:pgMar w:left="1418" w:right="1418" w:gutter="0" w:header="737" w:top="1418" w:footer="709" w:bottom="1390"/>
           <w:formProt w:val="false"/>
           <w:textDirection w:val="lrTb"/>
-          <w:docGrid w:type="default" w:linePitch="600" w:charSpace="81920"/>
+          <w:docGrid w:type="default" w:linePitch="600" w:charSpace="86016"/>
         </w:sectPr>
       </w:pPr>
       <w:r>
@@ -1606,7 +1606,7 @@
           <w:pgNumType w:fmt="decimal"/>
           <w:formProt w:val="false"/>
           <w:textDirection w:val="lrTb"/>
-          <w:docGrid w:type="default" w:linePitch="600" w:charSpace="81920"/>
+          <w:docGrid w:type="default" w:linePitch="600" w:charSpace="86016"/>
         </w:sectPr>
       </w:pPr>
     </w:p>
@@ -1658,191 +1658,38 @@
           <w:rStyle w:val="Fuentedeprrafopredeter"/>
           <w:color w:val="000000"/>
         </w:rPr>
-        <w:t xml:space="preserve">El rubro </w:t>
-      </w:r>
+        <w:t>El rubro gastronómico es de los que funcionan casi todos los días de la semana ya que la demanda de consumo lo requiere y hace posible. De esta manera, los locales que trabajan haciendo entregas a domicilio como también los que preparan el pedido para ser retirados por el cliente en el lugar, necesitan gestionar y procesar tales encargos. Hasta no hace mucho tiempo, los pedidos realizados de forma remota eran mediante llamadas telefónicas exclusivamente, y aunque hoy en día algunos optan por la mensajería instantánea, lo más habitual es el uso de aplicaciones que conectan el negocio de comida con miles de clientes cercanos y se encarga de la logística de entrega.</w:t>
+      </w:r>
+    </w:p>
+    <w:p>
+      <w:pPr>
+        <w:pStyle w:val="BodyTextIndent"/>
+        <w:ind w:hanging="0" w:left="0" w:right="0"/>
+        <w:rPr/>
+      </w:pPr>
       <w:r>
         <w:rPr>
           <w:rStyle w:val="Fuentedeprrafopredeter"/>
           <w:color w:val="000000"/>
         </w:rPr>
-        <w:t>gastronómico</w:t>
-      </w:r>
+        <w:t>El principal problema que presentan dichas aplicaciones es el encarecimiento del producto final para el cliente como consecuencia del costo de las comisiones para los vendedores, lo cual puede inhibir el consumo.</w:t>
+      </w:r>
+    </w:p>
+    <w:p>
+      <w:pPr>
+        <w:pStyle w:val="BodyTextIndent"/>
+        <w:ind w:hanging="0" w:left="0" w:right="0"/>
+        <w:rPr/>
+      </w:pPr>
+      <w:bookmarkStart w:id="3" w:name="__DdeLink__447_4193793651"/>
       <w:r>
         <w:rPr>
           <w:rStyle w:val="Fuentedeprrafopredeter"/>
           <w:color w:val="000000"/>
         </w:rPr>
-        <w:t xml:space="preserve"> es de los que funcionan casi todos los días de la semana ya que la demanda de consumo lo requiere y hace posible. De esta manera, </w:t>
-      </w:r>
-      <w:r>
-        <w:rPr>
-          <w:rStyle w:val="Fuentedeprrafopredeter"/>
-          <w:color w:val="000000"/>
-        </w:rPr>
-        <w:t xml:space="preserve">los </w:t>
-      </w:r>
-      <w:r>
-        <w:rPr>
-          <w:rStyle w:val="Fuentedeprrafopredeter"/>
-          <w:color w:val="000000"/>
-        </w:rPr>
-        <w:t xml:space="preserve">locales que trabajan </w:t>
-      </w:r>
-      <w:r>
-        <w:rPr>
-          <w:rStyle w:val="Fuentedeprrafopredeter"/>
-          <w:color w:val="000000"/>
-        </w:rPr>
-        <w:t>haciendo entregas</w:t>
-      </w:r>
-      <w:r>
-        <w:rPr>
-          <w:rStyle w:val="Fuentedeprrafopredeter"/>
-          <w:color w:val="000000"/>
-        </w:rPr>
-        <w:t xml:space="preserve"> a domicilio como también los que preparan </w:t>
-      </w:r>
-      <w:r>
-        <w:rPr>
-          <w:rStyle w:val="Fuentedeprrafopredeter"/>
-          <w:color w:val="000000"/>
-        </w:rPr>
-        <w:t xml:space="preserve">el pedido </w:t>
-      </w:r>
-      <w:r>
-        <w:rPr>
-          <w:rStyle w:val="Fuentedeprrafopredeter"/>
-          <w:color w:val="000000"/>
-        </w:rPr>
-        <w:t xml:space="preserve">para ser retirados por el cliente en el lugar, necesitan gestionar y procesar tales encargos. Hasta no hace mucho tiempo, los pedidos realizados de forma remota eran mediante llamadas telefónicas exclusivamente, </w:t>
-      </w:r>
-      <w:r>
-        <w:rPr>
-          <w:rStyle w:val="Fuentedeprrafopredeter"/>
-          <w:color w:val="000000"/>
-        </w:rPr>
-        <w:t>y aunque hoy en día algunos optan por la mensajería instantánea</w:t>
-      </w:r>
-      <w:r>
-        <w:rPr>
-          <w:rStyle w:val="Fuentedeprrafopredeter"/>
-          <w:color w:val="000000"/>
-        </w:rPr>
-        <w:t>, l</w:t>
-      </w:r>
-      <w:r>
-        <w:rPr>
-          <w:rStyle w:val="Fuentedeprrafopredeter"/>
-          <w:color w:val="000000"/>
-        </w:rPr>
-        <w:t>o más habitual es e</w:t>
-      </w:r>
-      <w:r>
-        <w:rPr>
-          <w:rStyle w:val="Fuentedeprrafopredeter"/>
-          <w:color w:val="000000"/>
-        </w:rPr>
-        <w:t>l uso de aplicaciones que conecta</w:t>
-      </w:r>
-      <w:r>
-        <w:rPr>
-          <w:rStyle w:val="Fuentedeprrafopredeter"/>
-          <w:color w:val="000000"/>
-        </w:rPr>
-        <w:t>n</w:t>
-      </w:r>
-      <w:r>
-        <w:rPr>
-          <w:rStyle w:val="Fuentedeprrafopredeter"/>
-          <w:color w:val="000000"/>
-        </w:rPr>
-        <w:t xml:space="preserve"> </w:t>
-      </w:r>
-      <w:r>
-        <w:rPr>
-          <w:rStyle w:val="Fuentedeprrafopredeter"/>
-          <w:color w:val="000000"/>
-        </w:rPr>
-        <w:t>el</w:t>
-      </w:r>
-      <w:r>
-        <w:rPr>
-          <w:rStyle w:val="Fuentedeprrafopredeter"/>
-          <w:color w:val="000000"/>
-        </w:rPr>
-        <w:t xml:space="preserve"> negocio de comida con miles de clientes cercanos y se encarga de la logística de entrega.</w:t>
-      </w:r>
-    </w:p>
-    <w:p>
-      <w:pPr>
-        <w:pStyle w:val="BodyTextIndent"/>
-        <w:ind w:hanging="0" w:left="0" w:right="0"/>
-        <w:rPr/>
-      </w:pPr>
-      <w:r>
-        <w:rPr>
-          <w:rStyle w:val="Fuentedeprrafopredeter"/>
-          <w:color w:val="000000"/>
-        </w:rPr>
-        <w:t xml:space="preserve">El principal problema que presentan dichas aplicaciones es el encarecimiento </w:t>
-      </w:r>
-      <w:r>
-        <w:rPr>
-          <w:rStyle w:val="Fuentedeprrafopredeter"/>
-          <w:color w:val="000000"/>
-        </w:rPr>
-        <w:t>del producto final para el cliente</w:t>
-      </w:r>
-      <w:r>
-        <w:rPr>
-          <w:rStyle w:val="Fuentedeprrafopredeter"/>
-          <w:color w:val="000000"/>
-        </w:rPr>
-        <w:t xml:space="preserve"> </w:t>
-      </w:r>
-      <w:r>
-        <w:rPr>
-          <w:rStyle w:val="Fuentedeprrafopredeter"/>
-          <w:color w:val="000000"/>
-        </w:rPr>
-        <w:t>como consecuencia d</w:t>
-      </w:r>
-      <w:r>
-        <w:rPr>
-          <w:rStyle w:val="Fuentedeprrafopredeter"/>
-          <w:color w:val="000000"/>
-        </w:rPr>
-        <w:t>el costo de las comisiones para los vendedores, lo cual puede inhibir el consumo.</w:t>
-      </w:r>
-    </w:p>
-    <w:p>
-      <w:pPr>
-        <w:pStyle w:val="BodyTextIndent"/>
-        <w:ind w:hanging="0" w:left="0" w:right="0"/>
-        <w:rPr/>
-      </w:pPr>
-      <w:r>
-        <w:rPr>
-          <w:rStyle w:val="Fuentedeprrafopredeter"/>
-          <w:color w:val="000000"/>
-        </w:rPr>
-        <w:t xml:space="preserve">El motivo para la creación de este sistema es </w:t>
-      </w:r>
-      <w:r>
-        <w:rPr>
-          <w:rStyle w:val="Fuentedeprrafopredeter"/>
-          <w:color w:val="000000"/>
-        </w:rPr>
-        <w:t>reducir</w:t>
-      </w:r>
-      <w:r>
-        <w:rPr>
-          <w:rStyle w:val="Fuentedeprrafopredeter"/>
-          <w:color w:val="000000"/>
-        </w:rPr>
-        <w:t xml:space="preserve"> esos costos como también prescindir de sus métodos de venta que consisten en incentivar constantemente al consumidor con ofertas que duran muy poco tiempo.</w:t>
-      </w:r>
-      <w:bookmarkEnd w:id="2"/>
+        <w:t>El motivo para la creación de este sistema es reducir esos costos como también prescindir de sus métodos de venta que consisten en incentivar constantemente al consumidor con ofertas que duran muy poco tiempo.</w:t>
+      </w:r>
+      <w:bookmarkEnd w:id="3"/>
     </w:p>
     <w:p>
       <w:pPr>
@@ -1891,9 +1738,9 @@
         <w:ind w:hanging="0" w:left="0"/>
         <w:rPr/>
       </w:pPr>
-      <w:bookmarkStart w:id="3" w:name="__RefHeading___Toc5071_3328989772"/>
-      <w:bookmarkStart w:id="4" w:name="_Toc49439995"/>
-      <w:bookmarkEnd w:id="3"/>
+      <w:bookmarkStart w:id="4" w:name="__RefHeading___Toc5071_3328989772"/>
+      <w:bookmarkStart w:id="5" w:name="_Toc49439995"/>
+      <w:bookmarkEnd w:id="4"/>
       <w:r>
         <w:rPr>
           <w:rStyle w:val="Fuentedeprrafopredeter"/>
@@ -1904,7 +1751,7 @@
         <w:tab/>
         <w:t>ESTADO DEL ARTE</w:t>
       </w:r>
-      <w:bookmarkEnd w:id="4"/>
+      <w:bookmarkEnd w:id="5"/>
       <w:r>
         <w:rPr>
           <w:rStyle w:val="Fuentedeprrafopredeter"/>
@@ -3017,8 +2864,8 @@
           <w:color w:val="000000"/>
         </w:rPr>
       </w:pPr>
-      <w:bookmarkStart w:id="5" w:name="_Toc494399961"/>
-      <w:bookmarkEnd w:id="5"/>
+      <w:bookmarkStart w:id="6" w:name="_Toc494399961"/>
+      <w:bookmarkEnd w:id="6"/>
       <w:r>
         <w:rPr>
           <w:rFonts w:cs="Times New Roman" w:ascii="Liberation Serif" w:hAnsi="Liberation Serif"/>
@@ -3036,8 +2883,8 @@
         <w:ind w:hanging="0" w:left="0"/>
         <w:rPr/>
       </w:pPr>
-      <w:bookmarkStart w:id="6" w:name="__RefHeading___Toc5073_33289897721"/>
-      <w:bookmarkEnd w:id="6"/>
+      <w:bookmarkStart w:id="7" w:name="__RefHeading___Toc5073_33289897721"/>
+      <w:bookmarkEnd w:id="7"/>
       <w:r>
         <w:rPr>
           <w:rStyle w:val="Fuentedeprrafopredeter"/>
@@ -3056,6 +2903,73 @@
         </w:rPr>
         <w:t>DEFINICIÓN DEL PROBLEMA</w:t>
         <w:tab/>
+      </w:r>
+    </w:p>
+    <w:p>
+      <w:pPr>
+        <w:pStyle w:val="BodyTextIndent"/>
+        <w:ind w:hanging="0" w:left="0" w:right="0"/>
+        <w:rPr/>
+      </w:pPr>
+      <w:r>
+        <w:rPr>
+          <w:rStyle w:val="Fuentedeprrafopredeter"/>
+          <w:color w:val="000000"/>
+          <w:szCs w:val="24"/>
+        </w:rPr>
+        <w:t xml:space="preserve">El principal inconveniente son los altos costos asociados a los servicios de entrega a domicilio, aunque también </w:t>
+      </w:r>
+      <w:r>
+        <w:rPr>
+          <w:rStyle w:val="Fuentedeprrafopredeter"/>
+          <w:color w:val="000000"/>
+          <w:szCs w:val="24"/>
+        </w:rPr>
+        <w:t xml:space="preserve">lo es, </w:t>
+      </w:r>
+      <w:r>
+        <w:rPr>
+          <w:rStyle w:val="Fuentedeprrafopredeter"/>
+          <w:color w:val="000000"/>
+          <w:szCs w:val="24"/>
+        </w:rPr>
+        <w:t xml:space="preserve">la falta de control total por parte del negocio ya que estas aplicaciones trabajan en forma de intermediarios. </w:t>
+      </w:r>
+      <w:r>
+        <w:rPr>
+          <w:rStyle w:val="Fuentedeprrafopredeter"/>
+          <w:color w:val="000000"/>
+          <w:szCs w:val="24"/>
+        </w:rPr>
+        <w:t>Del lado de los clientes del negocio, no se ven obligados a descargar una aplicación concreta pudiendo así realizar las compras en cualquier navegador web, evitando también el proceso de registro en línea.</w:t>
+      </w:r>
+    </w:p>
+    <w:p>
+      <w:pPr>
+        <w:pStyle w:val="BodyTextIndent"/>
+        <w:ind w:hanging="0" w:left="0" w:right="0"/>
+        <w:rPr>
+          <w:rStyle w:val="Fuentedeprrafopredeter"/>
+          <w:color w:val="000000"/>
+          <w:szCs w:val="24"/>
+        </w:rPr>
+      </w:pPr>
+      <w:r>
+        <w:rPr/>
+      </w:r>
+    </w:p>
+    <w:p>
+      <w:pPr>
+        <w:pStyle w:val="BodyTextIndent"/>
+        <w:ind w:hanging="0" w:left="0" w:right="0"/>
+        <w:rPr>
+          <w:rStyle w:val="Fuentedeprrafopredeter"/>
+          <w:color w:val="000000"/>
+          <w:szCs w:val="24"/>
+        </w:rPr>
+      </w:pPr>
+      <w:r>
+        <w:rPr/>
       </w:r>
     </w:p>
     <w:p>
@@ -3379,8 +3293,8 @@
         <w:ind w:hanging="0" w:left="0"/>
         <w:rPr/>
       </w:pPr>
-      <w:bookmarkStart w:id="7" w:name="__RefHeading___Toc5073_332898977211"/>
-      <w:bookmarkEnd w:id="7"/>
+      <w:bookmarkStart w:id="8" w:name="__RefHeading___Toc5073_332898977211"/>
+      <w:bookmarkEnd w:id="8"/>
       <w:r>
         <w:rPr>
           <w:rStyle w:val="Fuentedeprrafopredeter"/>
@@ -3513,9 +3427,9 @@
         <w:ind w:hanging="0" w:left="0"/>
         <w:rPr/>
       </w:pPr>
-      <w:bookmarkStart w:id="8" w:name="__RefHeading___Toc5075_3328989772"/>
-      <w:bookmarkStart w:id="9" w:name="_Toc49439997"/>
-      <w:bookmarkEnd w:id="8"/>
+      <w:bookmarkStart w:id="9" w:name="__RefHeading___Toc5075_3328989772"/>
+      <w:bookmarkStart w:id="10" w:name="_Toc49439997"/>
+      <w:bookmarkEnd w:id="9"/>
       <w:r>
         <w:rPr>
           <w:rStyle w:val="Fuentedeprrafopredeter"/>
@@ -3526,7 +3440,7 @@
         <w:tab/>
         <w:t>SOLUCIÓN PROPUEST</w:t>
       </w:r>
-      <w:bookmarkEnd w:id="9"/>
+      <w:bookmarkEnd w:id="10"/>
       <w:r>
         <w:rPr>
           <w:rStyle w:val="Fuentedeprrafopredeter"/>
@@ -3808,8 +3722,8 @@
         <w:ind w:hanging="0" w:left="0"/>
         <w:rPr/>
       </w:pPr>
-      <w:bookmarkStart w:id="10" w:name="__RefHeading___Toc3923_669132696"/>
-      <w:bookmarkEnd w:id="10"/>
+      <w:bookmarkStart w:id="11" w:name="__RefHeading___Toc3923_669132696"/>
+      <w:bookmarkEnd w:id="11"/>
       <w:r>
         <w:rPr>
           <w:rStyle w:val="Fuentedeprrafopredeter"/>
@@ -3819,7 +3733,7 @@
         <w:tab/>
         <w:t>4</w:t>
       </w:r>
-      <w:bookmarkStart w:id="11" w:name="_Toc494399962"/>
+      <w:bookmarkStart w:id="12" w:name="_Toc494399962"/>
       <w:r>
         <w:rPr>
           <w:rStyle w:val="Fuentedeprrafopredeter"/>
@@ -3828,7 +3742,7 @@
         </w:rPr>
         <w:t>.1.</w:t>
       </w:r>
-      <w:bookmarkEnd w:id="11"/>
+      <w:bookmarkEnd w:id="12"/>
       <w:r>
         <w:rPr>
           <w:rStyle w:val="Fuentedeprrafopredeter"/>
@@ -4053,8 +3967,8 @@
         <w:ind w:hanging="0" w:left="0"/>
         <w:rPr/>
       </w:pPr>
-      <w:bookmarkStart w:id="12" w:name="__RefHeading___Toc5073_3328989772"/>
-      <w:bookmarkEnd w:id="12"/>
+      <w:bookmarkStart w:id="13" w:name="__RefHeading___Toc5073_3328989772"/>
+      <w:bookmarkEnd w:id="13"/>
       <w:r>
         <w:rPr>
           <w:rStyle w:val="Fuentedeprrafopredeter"/>
@@ -4065,7 +3979,7 @@
         <w:tab/>
         <w:t>4</w:t>
       </w:r>
-      <w:bookmarkStart w:id="13" w:name="_Toc49439996"/>
+      <w:bookmarkStart w:id="14" w:name="_Toc49439996"/>
       <w:r>
         <w:rPr>
           <w:rStyle w:val="Fuentedeprrafopredeter"/>
@@ -4075,7 +3989,7 @@
         </w:rPr>
         <w:t>.2</w:t>
       </w:r>
-      <w:bookmarkEnd w:id="13"/>
+      <w:bookmarkEnd w:id="14"/>
       <w:r>
         <w:rPr>
           <w:rStyle w:val="Fuentedeprrafopredeter"/>
@@ -4696,8 +4610,8 @@
           <w:color w:val="000000"/>
         </w:rPr>
       </w:pPr>
-      <w:bookmarkStart w:id="14" w:name="__RefHeading___Toc3925_669132696"/>
-      <w:bookmarkEnd w:id="14"/>
+      <w:bookmarkStart w:id="15" w:name="__RefHeading___Toc3925_669132696"/>
+      <w:bookmarkEnd w:id="15"/>
       <w:r>
         <w:rPr>
           <w:color w:val="000000"/>
@@ -6061,9 +5975,9 @@
         <w:ind w:hanging="0" w:left="0"/>
         <w:rPr/>
       </w:pPr>
-      <w:bookmarkStart w:id="15" w:name="__RefHeading___Toc5077_3328989772"/>
-      <w:bookmarkStart w:id="16" w:name="_Toc49440000"/>
-      <w:bookmarkEnd w:id="15"/>
+      <w:bookmarkStart w:id="16" w:name="__RefHeading___Toc5077_3328989772"/>
+      <w:bookmarkStart w:id="17" w:name="_Toc49440000"/>
+      <w:bookmarkEnd w:id="16"/>
       <w:r>
         <w:rPr>
           <w:rStyle w:val="Fuentedeprrafopredeter"/>
@@ -6072,7 +5986,7 @@
         </w:rPr>
         <w:t>5. RESULTADOS</w:t>
       </w:r>
-      <w:bookmarkEnd w:id="16"/>
+      <w:bookmarkEnd w:id="17"/>
       <w:r>
         <w:rPr>
           <w:rStyle w:val="Fuentedeprrafopredeter"/>
@@ -6300,9 +6214,9 @@
         <w:ind w:hanging="0" w:left="0"/>
         <w:rPr/>
       </w:pPr>
-      <w:bookmarkStart w:id="17" w:name="__RefHeading___Toc5079_3328989772"/>
-      <w:bookmarkStart w:id="18" w:name="_Toc49440001"/>
-      <w:bookmarkEnd w:id="17"/>
+      <w:bookmarkStart w:id="18" w:name="__RefHeading___Toc5079_3328989772"/>
+      <w:bookmarkStart w:id="19" w:name="_Toc49440001"/>
+      <w:bookmarkEnd w:id="18"/>
       <w:r>
         <w:rPr>
           <w:rStyle w:val="Fuentedeprrafopredeter"/>
@@ -6313,7 +6227,7 @@
         <w:tab/>
         <w:t>CONCLUSIONES</w:t>
       </w:r>
-      <w:bookmarkEnd w:id="18"/>
+      <w:bookmarkEnd w:id="19"/>
       <w:r>
         <w:rPr>
           <w:rStyle w:val="Fuentedeprrafopredeter"/>
@@ -6599,9 +6513,9 @@
         <w:ind w:hanging="0" w:left="0"/>
         <w:rPr/>
       </w:pPr>
-      <w:bookmarkStart w:id="19" w:name="__RefHeading___Toc2060_669132696"/>
-      <w:bookmarkStart w:id="20" w:name="_Toc49440002"/>
-      <w:bookmarkEnd w:id="19"/>
+      <w:bookmarkStart w:id="20" w:name="__RefHeading___Toc2060_669132696"/>
+      <w:bookmarkStart w:id="21" w:name="_Toc49440002"/>
+      <w:bookmarkEnd w:id="20"/>
       <w:r>
         <w:rPr>
           <w:rStyle w:val="Fuentedeprrafopredeter"/>
@@ -6610,7 +6524,7 @@
         </w:rPr>
         <w:t>REFERENCIA</w:t>
       </w:r>
-      <w:bookmarkEnd w:id="20"/>
+      <w:bookmarkEnd w:id="21"/>
       <w:r>
         <w:rPr>
           <w:rStyle w:val="Fuentedeprrafopredeter"/>
@@ -6678,9 +6592,9 @@
         <w:ind w:hanging="0" w:left="0"/>
         <w:rPr/>
       </w:pPr>
-      <w:bookmarkStart w:id="21" w:name="__RefHeading___Toc2062_669132696"/>
-      <w:bookmarkStart w:id="22" w:name="_Toc49440003"/>
-      <w:bookmarkEnd w:id="21"/>
+      <w:bookmarkStart w:id="22" w:name="__RefHeading___Toc2062_669132696"/>
+      <w:bookmarkStart w:id="23" w:name="_Toc49440003"/>
+      <w:bookmarkEnd w:id="22"/>
       <w:r>
         <w:rPr>
           <w:rStyle w:val="Fuentedeprrafopredeter"/>
@@ -6690,7 +6604,7 @@
         </w:rPr>
         <w:t>BIBLIOGRAFÍ</w:t>
       </w:r>
-      <w:bookmarkEnd w:id="22"/>
+      <w:bookmarkEnd w:id="23"/>
       <w:r>
         <w:rPr>
           <w:rStyle w:val="Fuentedeprrafopredeter"/>
@@ -6773,9 +6687,9 @@
         <w:ind w:hanging="0" w:left="0"/>
         <w:rPr/>
       </w:pPr>
-      <w:bookmarkStart w:id="23" w:name="__RefHeading___Toc2064_669132696"/>
-      <w:bookmarkStart w:id="24" w:name="_Toc49440004"/>
-      <w:bookmarkEnd w:id="23"/>
+      <w:bookmarkStart w:id="24" w:name="__RefHeading___Toc2064_669132696"/>
+      <w:bookmarkStart w:id="25" w:name="_Toc49440004"/>
+      <w:bookmarkEnd w:id="24"/>
       <w:r>
         <w:rPr>
           <w:rStyle w:val="Fuentedeprrafopredeter"/>
@@ -6784,7 +6698,7 @@
         </w:rPr>
         <w:t>ANEXOS</w:t>
       </w:r>
-      <w:bookmarkEnd w:id="24"/>
+      <w:bookmarkEnd w:id="25"/>
       <w:r>
         <w:rPr>
           <w:rStyle w:val="Fuentedeprrafopredeter"/>
@@ -6970,7 +6884,7 @@
       <w:pgMar w:left="1418" w:right="1418" w:gutter="0" w:header="737" w:top="1446" w:footer="709" w:bottom="1418"/>
       <w:formProt w:val="false"/>
       <w:textDirection w:val="lrTb"/>
-      <w:docGrid w:type="default" w:linePitch="600" w:charSpace="81920"/>
+      <w:docGrid w:type="default" w:linePitch="600" w:charSpace="86016"/>
     </w:sectPr>
   </w:body>
 </w:document>
@@ -7429,7 +7343,7 @@
   </w:style>
   <w:style w:type="paragraph" w:styleId="Heading1" w:customStyle="1">
     <w:name w:val="heading 1"/>
-    <w:basedOn w:val="Ttulo"/>
+    <w:basedOn w:val="Ttulouser"/>
     <w:qFormat/>
     <w:pPr>
       <w:keepLines/>
@@ -7452,7 +7366,7 @@
   </w:style>
   <w:style w:type="paragraph" w:styleId="Heading2" w:customStyle="1">
     <w:name w:val="heading 2"/>
-    <w:basedOn w:val="Ttulo"/>
+    <w:basedOn w:val="Ttulouser"/>
     <w:qFormat/>
     <w:pPr>
       <w:keepLines/>
@@ -7563,7 +7477,7 @@
   </w:style>
   <w:style w:type="paragraph" w:styleId="Heading8" w:customStyle="1">
     <w:name w:val="heading 8"/>
-    <w:basedOn w:val="Ttulo"/>
+    <w:basedOn w:val="Ttulouser"/>
     <w:qFormat/>
     <w:pPr>
       <w:spacing w:before="60" w:after="60"/>
@@ -7852,6 +7766,13 @@
       <w:szCs w:val="20"/>
     </w:rPr>
   </w:style>
+  <w:style w:type="character" w:styleId="Caracteresdenotaalpieuser">
+    <w:name w:val="Caracteres de nota al pie (user)"/>
+    <w:qFormat/>
+    <w:rPr>
+      <w:vertAlign w:val="superscript"/>
+    </w:rPr>
+  </w:style>
   <w:style w:type="character" w:styleId="Caracteresdenotaalpie">
     <w:name w:val="Caracteres de nota al pie"/>
     <w:qFormat/>
@@ -7861,7 +7782,6 @@
   </w:style>
   <w:style w:type="character" w:styleId="FootnoteReference">
     <w:name w:val="footnote reference"/>
-    <w:qFormat/>
     <w:rPr>
       <w:vertAlign w:val="superscript"/>
     </w:rPr>
@@ -7877,6 +7797,13 @@
       <w:szCs w:val="20"/>
     </w:rPr>
   </w:style>
+  <w:style w:type="character" w:styleId="Caracteresdenotafinaluser">
+    <w:name w:val="Caracteres de nota final (user)"/>
+    <w:qFormat/>
+    <w:rPr>
+      <w:vertAlign w:val="superscript"/>
+    </w:rPr>
+  </w:style>
   <w:style w:type="character" w:styleId="Caracteresdenotafinal">
     <w:name w:val="Caracteres de nota final"/>
     <w:qFormat/>
@@ -7886,7 +7813,6 @@
   </w:style>
   <w:style w:type="character" w:styleId="EndnoteReference">
     <w:name w:val="endnote reference"/>
-    <w:qFormat/>
     <w:rPr>
       <w:vertAlign w:val="superscript"/>
     </w:rPr>
@@ -7972,20 +7898,20 @@
       <w:szCs w:val="26"/>
     </w:rPr>
   </w:style>
-  <w:style w:type="character" w:styleId="Enlacedelndice" w:customStyle="1">
-    <w:name w:val="Enlace del índice"/>
+  <w:style w:type="character" w:styleId="Enlacedelndiceuser" w:customStyle="1">
+    <w:name w:val="Enlace del índice (user)"/>
     <w:qFormat/>
     <w:rPr/>
   </w:style>
-  <w:style w:type="character" w:styleId="Bolos" w:customStyle="1">
-    <w:name w:val="Bolos"/>
+  <w:style w:type="character" w:styleId="Bolosuser" w:customStyle="1">
+    <w:name w:val="Bolos (user)"/>
     <w:qFormat/>
     <w:rPr>
       <w:rFonts w:ascii="OpenSymbol" w:hAnsi="OpenSymbol" w:eastAsia="OpenSymbol" w:cs="OpenSymbol"/>
     </w:rPr>
   </w:style>
-  <w:style w:type="character" w:styleId="Smbolosdenumeracin" w:customStyle="1">
-    <w:name w:val="Símbolos de numeración"/>
+  <w:style w:type="character" w:styleId="Smbolosdenumeracinuser" w:customStyle="1">
+    <w:name w:val="Símbolos de numeración (user)"/>
     <w:qFormat/>
     <w:rPr/>
   </w:style>
@@ -8193,16 +8119,19 @@
       <w:rFonts w:ascii="OpenSymbol" w:hAnsi="OpenSymbol" w:eastAsia="OpenSymbol" w:cs="OpenSymbol"/>
     </w:rPr>
   </w:style>
-  <w:style w:type="paragraph" w:styleId="Ttulo" w:customStyle="1">
+  <w:style w:type="paragraph" w:styleId="Ttulo">
     <w:name w:val="Título"/>
-    <w:basedOn w:val="Standard"/>
+    <w:basedOn w:val="Normal"/>
     <w:next w:val="BodyText"/>
     <w:qFormat/>
-    <w:pPr/>
-    <w:rPr>
-      <w:bCs/>
-      <w:sz w:val="56"/>
-      <w:szCs w:val="56"/>
+    <w:pPr>
+      <w:keepNext w:val="true"/>
+      <w:spacing w:before="240" w:after="120"/>
+    </w:pPr>
+    <w:rPr>
+      <w:rFonts w:ascii="Liberation Sans" w:hAnsi="Liberation Sans" w:eastAsia="Noto Sans CJK SC" w:cs="Noto Sans Devanagari"/>
+      <w:sz w:val="28"/>
+      <w:szCs w:val="28"/>
     </w:rPr>
   </w:style>
   <w:style w:type="paragraph" w:styleId="BodyText">
@@ -8239,32 +8168,8 @@
       <w:szCs w:val="18"/>
     </w:rPr>
   </w:style>
-  <w:style w:type="paragraph" w:styleId="ndice" w:customStyle="1">
+  <w:style w:type="paragraph" w:styleId="ndice">
     <w:name w:val="Índice"/>
-    <w:basedOn w:val="Standard"/>
-    <w:qFormat/>
-    <w:pPr/>
-    <w:rPr>
-      <w:rFonts w:ascii="Liberation Sans Narrow" w:hAnsi="Liberation Sans Narrow" w:eastAsia="Liberation Sans Narrow" w:cs="Lohit Devanagari"/>
-    </w:rPr>
-  </w:style>
-  <w:style w:type="paragraph" w:styleId="Ttulouser">
-    <w:name w:val="Título (user)"/>
-    <w:basedOn w:val="Normal"/>
-    <w:next w:val="BodyText"/>
-    <w:qFormat/>
-    <w:pPr>
-      <w:keepNext w:val="true"/>
-      <w:spacing w:before="240" w:after="120"/>
-    </w:pPr>
-    <w:rPr>
-      <w:rFonts w:ascii="Liberation Sans" w:hAnsi="Liberation Sans" w:eastAsia="Noto Sans CJK SC" w:cs="Noto Sans Devanagari"/>
-      <w:sz w:val="28"/>
-      <w:szCs w:val="28"/>
-    </w:rPr>
-  </w:style>
-  <w:style w:type="paragraph" w:styleId="ndiceuser">
-    <w:name w:val="Índice (user)"/>
     <w:basedOn w:val="Normal"/>
     <w:qFormat/>
     <w:pPr>
@@ -8272,6 +8177,27 @@
     </w:pPr>
     <w:rPr>
       <w:rFonts w:cs="Noto Sans Devanagari"/>
+    </w:rPr>
+  </w:style>
+  <w:style w:type="paragraph" w:styleId="Ttulouser" w:customStyle="1">
+    <w:name w:val="Título (user)"/>
+    <w:basedOn w:val="Standard"/>
+    <w:next w:val="BodyText"/>
+    <w:qFormat/>
+    <w:pPr/>
+    <w:rPr>
+      <w:bCs/>
+      <w:sz w:val="56"/>
+      <w:szCs w:val="56"/>
+    </w:rPr>
+  </w:style>
+  <w:style w:type="paragraph" w:styleId="ndiceuser" w:customStyle="1">
+    <w:name w:val="Índice (user)"/>
+    <w:basedOn w:val="Standard"/>
+    <w:qFormat/>
+    <w:pPr/>
+    <w:rPr>
+      <w:rFonts w:ascii="Liberation Sans Narrow" w:hAnsi="Liberation Sans Narrow" w:eastAsia="Liberation Sans Narrow" w:cs="Lohit Devanagari"/>
     </w:rPr>
   </w:style>
   <w:style w:type="paragraph" w:styleId="Title">
@@ -8360,15 +8286,15 @@
     </w:pPr>
     <w:rPr/>
   </w:style>
+  <w:style w:type="paragraph" w:styleId="Cabeceraypieuser">
+    <w:name w:val="Cabecera y pie (user)"/>
+    <w:basedOn w:val="Standard"/>
+    <w:qFormat/>
+    <w:pPr/>
+    <w:rPr/>
+  </w:style>
   <w:style w:type="paragraph" w:styleId="Cabeceraypie">
     <w:name w:val="Cabecera y pie"/>
-    <w:basedOn w:val="Standard"/>
-    <w:qFormat/>
-    <w:pPr/>
-    <w:rPr/>
-  </w:style>
-  <w:style w:type="paragraph" w:styleId="Cabeceraypieuser">
-    <w:name w:val="Cabecera y pie (user)"/>
     <w:basedOn w:val="Normal"/>
     <w:qFormat/>
     <w:pPr/>
@@ -8533,7 +8459,7 @@
   </w:style>
   <w:style w:type="paragraph" w:styleId="IndexHeading">
     <w:name w:val="index heading"/>
-    <w:basedOn w:val="Ttulo"/>
+    <w:basedOn w:val="Ttulouser"/>
     <w:qFormat/>
     <w:pPr/>
     <w:rPr/>
@@ -8561,7 +8487,7 @@
   </w:style>
   <w:style w:type="paragraph" w:styleId="TableofFigures" w:customStyle="1">
     <w:name w:val="table of figures"/>
-    <w:basedOn w:val="ndice"/>
+    <w:basedOn w:val="ndiceuser"/>
     <w:qFormat/>
     <w:pPr>
       <w:tabs>
@@ -8721,22 +8647,22 @@
       <w:lang w:val="es-AR" w:eastAsia="es-AR"/>
     </w:rPr>
   </w:style>
-  <w:style w:type="paragraph" w:styleId="Cabeceraizquierda" w:customStyle="1">
-    <w:name w:val="Cabecera izquierda"/>
+  <w:style w:type="paragraph" w:styleId="Cabeceraizquierdauser" w:customStyle="1">
+    <w:name w:val="Cabecera izquierda (user)"/>
     <w:basedOn w:val="Encabezado"/>
     <w:qFormat/>
     <w:pPr/>
     <w:rPr/>
   </w:style>
-  <w:style w:type="paragraph" w:styleId="Contenidodelatabla" w:customStyle="1">
-    <w:name w:val="Contenido de la tabla"/>
+  <w:style w:type="paragraph" w:styleId="Contenidodelatablauser" w:customStyle="1">
+    <w:name w:val="Contenido de la tabla (user)"/>
     <w:basedOn w:val="Standard"/>
     <w:qFormat/>
     <w:pPr/>
     <w:rPr/>
   </w:style>
-  <w:style w:type="paragraph" w:styleId="Cabeceraderecha" w:customStyle="1">
-    <w:name w:val="Cabecera derecha"/>
+  <w:style w:type="paragraph" w:styleId="Cabeceraderechauser" w:customStyle="1">
+    <w:name w:val="Cabecera derecha (user)"/>
     <w:basedOn w:val="Encabezado"/>
     <w:qFormat/>
     <w:pPr>
@@ -8750,8 +8676,8 @@
     </w:pPr>
     <w:rPr/>
   </w:style>
-  <w:style w:type="paragraph" w:styleId="Piedepginaderecho" w:customStyle="1">
-    <w:name w:val="Pie de página derecho"/>
+  <w:style w:type="paragraph" w:styleId="Piedepginaderechouser" w:customStyle="1">
+    <w:name w:val="Pie de página derecho (user)"/>
     <w:basedOn w:val="Footer"/>
     <w:qFormat/>
     <w:pPr>
@@ -8765,8 +8691,8 @@
     </w:pPr>
     <w:rPr/>
   </w:style>
-  <w:style w:type="paragraph" w:styleId="Piedepginaizquierdo" w:customStyle="1">
-    <w:name w:val="Pie de página izquierdo"/>
+  <w:style w:type="paragraph" w:styleId="Piedepginaizquierdouser" w:customStyle="1">
+    <w:name w:val="Pie de página izquierdo (user)"/>
     <w:basedOn w:val="Footer"/>
     <w:qFormat/>
     <w:pPr>
@@ -8779,8 +8705,8 @@
     </w:pPr>
     <w:rPr/>
   </w:style>
-  <w:style w:type="paragraph" w:styleId="Citaenbloque" w:customStyle="1">
-    <w:name w:val="Cita en bloque"/>
+  <w:style w:type="paragraph" w:styleId="Citaenbloqueuser" w:customStyle="1">
+    <w:name w:val="Cita en bloque (user)"/>
     <w:basedOn w:val="Standard"/>
     <w:qFormat/>
     <w:pPr>
@@ -8791,8 +8717,8 @@
       <w:i/>
     </w:rPr>
   </w:style>
-  <w:style w:type="paragraph" w:styleId="Contenidodelista" w:customStyle="1">
-    <w:name w:val="Contenido de lista"/>
+  <w:style w:type="paragraph" w:styleId="Contenidodelistauser" w:customStyle="1">
+    <w:name w:val="Contenido de lista (user)"/>
     <w:basedOn w:val="Standard"/>
     <w:qFormat/>
     <w:pPr>
@@ -8800,15 +8726,15 @@
     </w:pPr>
     <w:rPr/>
   </w:style>
-  <w:style w:type="paragraph" w:styleId="Contenidodelmarco">
-    <w:name w:val="Contenido del marco"/>
+  <w:style w:type="paragraph" w:styleId="Contenidodelmarcouser">
+    <w:name w:val="Contenido del marco (user)"/>
     <w:basedOn w:val="Normal"/>
     <w:qFormat/>
     <w:pPr/>
     <w:rPr/>
   </w:style>
-  <w:style w:type="paragraph" w:styleId="Confrontacin" w:customStyle="1">
-    <w:name w:val="Confrontación"/>
+  <w:style w:type="paragraph" w:styleId="Confrontacinuser" w:customStyle="1">
+    <w:name w:val="Confrontación (user)"/>
     <w:basedOn w:val="Textbody"/>
     <w:qFormat/>
     <w:pPr>
@@ -8855,9 +8781,9 @@
       <w:sz w:val="36"/>
     </w:rPr>
   </w:style>
-  <w:style w:type="paragraph" w:styleId="Ttulodelatabla" w:customStyle="1">
-    <w:name w:val="Título de la tabla"/>
-    <w:basedOn w:val="Contenidodelatabla"/>
+  <w:style w:type="paragraph" w:styleId="Ttulodelatablauser" w:customStyle="1">
+    <w:name w:val="Título de la tabla (user)"/>
+    <w:basedOn w:val="Contenidodelatablauser"/>
     <w:qFormat/>
     <w:pPr>
       <w:jc w:val="center"/>
@@ -8886,7 +8812,7 @@
   </w:style>
   <w:style w:type="paragraph" w:styleId="Contents9" w:customStyle="1">
     <w:name w:val="Contents 9"/>
-    <w:basedOn w:val="ndice"/>
+    <w:basedOn w:val="ndiceuser"/>
     <w:qFormat/>
     <w:pPr>
       <w:tabs>
@@ -8897,8 +8823,8 @@
     </w:pPr>
     <w:rPr/>
   </w:style>
-  <w:style w:type="paragraph" w:styleId="Lneahorizontal" w:customStyle="1">
-    <w:name w:val="Línea horizontal"/>
+  <w:style w:type="paragraph" w:styleId="Lneahorizontaluser" w:customStyle="1">
+    <w:name w:val="Línea horizontal (user)"/>
     <w:basedOn w:val="Standard"/>
     <w:qFormat/>
     <w:pPr>
@@ -8949,8 +8875,8 @@
       <w:sz w:val="28"/>
     </w:rPr>
   </w:style>
-  <w:style w:type="paragraph" w:styleId="Textopreformateado" w:customStyle="1">
-    <w:name w:val="Texto preformateado"/>
+  <w:style w:type="paragraph" w:styleId="Textopreformateadouser" w:customStyle="1">
+    <w:name w:val="Texto preformateado (user)"/>
     <w:basedOn w:val="Standard"/>
     <w:qFormat/>
     <w:pPr>
@@ -8962,8 +8888,8 @@
       <w:szCs w:val="20"/>
     </w:rPr>
   </w:style>
-  <w:style w:type="paragraph" w:styleId="Ttulodelalista" w:customStyle="1">
-    <w:name w:val="Título de la lista"/>
+  <w:style w:type="paragraph" w:styleId="Ttulodelalistauser" w:customStyle="1">
+    <w:name w:val="Título de la lista (user)"/>
     <w:basedOn w:val="Standard"/>
     <w:qFormat/>
     <w:pPr/>
@@ -8971,8 +8897,8 @@
       <w:rFonts w:ascii="Liberation Serif" w:hAnsi="Liberation Serif" w:eastAsia="Liberation Serif" w:cs="Liberation Serif"/>
     </w:rPr>
   </w:style>
-  <w:style w:type="paragraph" w:styleId="Texto" w:customStyle="1">
-    <w:name w:val="Texto"/>
+  <w:style w:type="paragraph" w:styleId="Textouser" w:customStyle="1">
+    <w:name w:val="Texto (user)"/>
     <w:basedOn w:val="Descripcin"/>
     <w:qFormat/>
     <w:pPr/>
@@ -8989,7 +8915,7 @@
   </w:style>
   <w:style w:type="paragraph" w:styleId="Ttulodendice" w:customStyle="1">
     <w:name w:val="Título de índice"/>
-    <w:basedOn w:val="Ttulo"/>
+    <w:basedOn w:val="Ttulouser"/>
     <w:qFormat/>
     <w:pPr/>
     <w:rPr>
@@ -8998,22 +8924,22 @@
       <w:szCs w:val="32"/>
     </w:rPr>
   </w:style>
-  <w:style w:type="paragraph" w:styleId="Ttulodelndicedeusuario" w:customStyle="1">
-    <w:name w:val="Título del índice de usuario"/>
+  <w:style w:type="paragraph" w:styleId="Ttulodelndicedeusuariouser" w:customStyle="1">
+    <w:name w:val="Título del índice de usuario (user)"/>
     <w:basedOn w:val="Ttulodendice"/>
     <w:qFormat/>
     <w:pPr/>
     <w:rPr/>
   </w:style>
-  <w:style w:type="paragraph" w:styleId="Ttulodelndicedefiguras" w:customStyle="1">
-    <w:name w:val="Título del índice de figuras"/>
+  <w:style w:type="paragraph" w:styleId="Ttulodelndicedefigurasuser" w:customStyle="1">
+    <w:name w:val="Título del índice de figuras (user)"/>
     <w:basedOn w:val="Ttulodendice"/>
     <w:qFormat/>
     <w:pPr/>
     <w:rPr/>
   </w:style>
-  <w:style w:type="paragraph" w:styleId="Figura" w:customStyle="1">
-    <w:name w:val="Figura"/>
+  <w:style w:type="paragraph" w:styleId="Figurauser" w:customStyle="1">
+    <w:name w:val="Figura (user)"/>
     <w:basedOn w:val="Descripcin"/>
     <w:qFormat/>
     <w:pPr>
@@ -9035,8 +8961,8 @@
     </w:pPr>
     <w:rPr/>
   </w:style>
-  <w:style w:type="paragraph" w:styleId="Numeracin1inicio" w:customStyle="1">
-    <w:name w:val="Numeración 1 inicio"/>
+  <w:style w:type="paragraph" w:styleId="Numeracin1iniciouser" w:customStyle="1">
+    <w:name w:val="Numeración 1 inicio (user)"/>
     <w:basedOn w:val="List"/>
     <w:qFormat/>
     <w:pPr>
@@ -9055,8 +8981,8 @@
     </w:pPr>
     <w:rPr/>
   </w:style>
-  <w:style w:type="numbering" w:styleId="Ningunalista" w:default="1">
-    <w:name w:val="Ninguna lista"/>
+  <w:style w:type="numbering" w:styleId="Ningunalistauser" w:default="1">
+    <w:name w:val="Ninguna lista (user)"/>
     <w:uiPriority w:val="99"/>
     <w:semiHidden/>
     <w:unhideWhenUsed/>
